--- a/paper/main/AOM_paper_v5.docx
+++ b/paper/main/AOM_paper_v5.docx
@@ -34,7 +34,7 @@
           <w:i/>
           <w:sz w:val="28"/>
         </w:rPr>
-        <w:t>V5.0 — 机制·算法·系统整合版</w:t>
+        <w:t>V5.1 — 机制·算法·系统·实验整合版</w:t>
       </w:r>
     </w:p>
     <w:p>
@@ -54,7 +54,7 @@
         <w:br/>
         <w:t>华南理工大学 软件工程+工商管理双学位</w:t>
         <w:br/>
-        <w:t>2026年6月2日</w:t>
+        <w:t>2026年6月3日</w:t>
       </w:r>
     </w:p>
     <w:p>
@@ -72,12 +72,12 @@
     </w:p>
     <w:p>
       <w:r>
-        <w:t>本文首次系统性地提出并界定智能体组织管理学（Agent Organizational Management, AOM）——一个将管理学理论编译为多智能体系统协作协议的交叉学科领域。V5版本在前四版基础上完成了三个层次的整合：机制层（识别并形式化五个结构性效率机制）、算法层（提出OIMAC多智能体协调算法）、系统层（设计可实现的九模块系统架构）。核心贡献包括：（1）识别并证明上下文积累效应（CAE）——迭代式LLM自我改进工作流中的Omega(n^2)成本陷阱；（2）提出OIMAC算法，通过组织分工将该成本降至O(k)；（3）设计Context Controller模块，在架构层面断链CAE的成立条件；（4）对情境领导理论、韦伯科层制、法约尔管理原则进行压力测试，识别其在非人类Agent系统中的边界条件。V4三组对照实验（42,166 vs 124,280 Token，3:1优势）为机制提供了实证支持。</w:t>
+        <w:t>本文首次系统性地提出并界定智能体组织管理学（Agent Organizational Management, AOM）——一个将管理学理论计算化地实例化并压力测试为多智能体系统协作协议的交叉学科领域。核心贡献包括：（1）识别并证明上下文积累效应（CAE）——迭代式LLM自我改进工作流中的Omega(n^2)成本陷阱；（2）提出OIMAC算法，通过组织分工将该成本降至O(k)；（3）设计Context Controller模块，在架构层面断链CAE的成立条件；（4）对情境领导理论、韦伯科层制、法约尔管理原则进行压力测试，识别其在非人类Agent系统中的边界条件。V4三组对照实验（42,166 vs 124,280 Token，3:1优势）为机制提供了实证支持。</w:t>
       </w:r>
     </w:p>
     <w:p>
       <w:r>
-        <w:t>This paper presents Agent Organizational Management (AOM) — a field that compiles management theory into multi-agent coordination protocols. V5 integrates three layers: mechanism (five structural efficiency mechanisms formalized), algorithm (OIMAC coordination algorithm), and system (nine-module architecture). Core contributions: (1) identification and proof of the Context Accumulation Effect (CAE); (2) OIMAC algorithm reducing Omega(n^2) to O(k); (3) Context Controller that architecturally breaks CAE; (4) stress-testing of classical management theories with domain-specific repairs for non-human agent systems.</w:t>
+        <w:t>This paper presents Agent Organizational Management (AOM) — a field that computationally instantiates and stress-tests management theory as multi-agent coordination protocols. Core contributions: (1) identification and proof of the Context Accumulation Effect (CAE); (2) OIMAC algorithm reducing Omega(n^2) to O(k); (3) Context Controller that architecturally breaks CAE; (4) stress-testing of classical management theories with domain-specific repairs for non-human agent systems.</w:t>
       </w:r>
     </w:p>
     <w:p>
@@ -95,12 +95,12 @@
     </w:p>
     <w:p>
       <w:r>
-        <w:t>当人工智能代理（AI Agent）从孤立的工具演化为「数字员工「时，管理它们的最优解不再是编程，而是管理学本身。当前主流的多智能体框架（如AutoGen、CrewAI、LangGraph）普遍存在「管理真空「——协作流程以静态拓扑硬编码，缺乏权变响应能力。</w:t>
+        <w:t>当人工智能代理（AI Agent）从孤立的工具演化为「数字员工」时，管理它们的最优解不再是编程，而是管理学本身。当前主流的多智能体框架（如AutoGen、CrewAI、LangGraph）普遍存在「管理真空」——协作流程以静态拓扑硬编码，缺乏权变响应能力。</w:t>
       </w:r>
     </w:p>
     <w:p>
       <w:r>
-        <w:t>本文首次系统性地提出并界定一个全新的交叉学科领域——智能体组织管理学（Agent Organizational Management, AOM）。核心主张是：管理学百年来关于组织结构、领导力、激励机制的智慧，能被精确地「编译「为多智能体系统的原生协作协议。</w:t>
+        <w:t>本文首次系统性地提出并界定一个全新的交叉学科领域——智能体组织管理学（Agent Organizational Management, AOM）。核心主张是：管理学关于组织结构、领导力、激励机制的智慧，能被精确地计算化地实例化为多智能体系统的原生协作协议。</w:t>
       </w:r>
     </w:p>
     <w:p>
@@ -141,6 +141,64 @@
       </w:pPr>
       <w:r>
         <w:t>理论修正：对情境领导理论、韦伯科层制、法约尔管理原则进行压力测试，识别其在非人类Agent系统中的边界条件并提出领域特定修正</w:t>
+      </w:r>
+    </w:p>
+    <w:p>
+      <w:pPr>
+        <w:pStyle w:val="Heading2"/>
+      </w:pPr>
+      <w:r>
+        <w:t>1.2 Problem Formulation</w:t>
+      </w:r>
+    </w:p>
+    <w:p>
+      <w:r>
+        <w:t>We formalize the problem of multi-agent workflow cost minimization as follows.</w:t>
+      </w:r>
+    </w:p>
+    <w:p>
+      <w:r>
+        <w:t>Definition 1 (Workflow). A workflow W is a directed acyclic graph (DAG) W = (V, E) where V = {a_1, ..., a_k} is a set of k agents and E subset V x V defines dependency edges. Each agent a_i receives input context ctx(i) and produces output out(i).</w:t>
+      </w:r>
+    </w:p>
+    <w:p>
+      <w:r>
+        <w:t>Definition 2 (Iterative Workflow). An iterative workflow W_iter is a chain W = ({a}, {(a_i, a_{i+1})}) with k = 1 agent executing n rounds. At round j, the agent receives the full accumulated output of all prior rounds as input: ctx(j) = union_{i&lt;j} out(i). This satisfies the full context reuse condition (A1).</w:t>
+      </w:r>
+    </w:p>
+    <w:p>
+      <w:r>
+        <w:t>Definition 3 (Organizational Workflow). An organizational workflow W_org is a DAG W = (V, E) with k &gt; 1 agents. Each agent a_i receives only the outputs of its direct predecessors: ctx(i) = union_{j: (a_j, a_i) in E} out(j). This violates condition (A1) when |ctx(i)| &lt; |union_{j&lt;i} out(j)|.</w:t>
+      </w:r>
+    </w:p>
+    <w:p>
+      <w:r>
+        <w:t>Definition 4 (Cost Function). The total cost of a workflow W is:</w:t>
+      </w:r>
+    </w:p>
+    <w:p>
+      <w:r>
+        <w:t>TotalCost(W) = ComputationCost(W) + CoordinationCost(W) + CommunicationCost(W)</w:t>
+      </w:r>
+    </w:p>
+    <w:p>
+      <w:r>
+        <w:t>where ComputationCost = sum of LLM inference tokens across all agents/rounds, CoordinationCost = structural management overhead, and CommunicationCost = inter-agent information transfer plus interface reconciliation.</w:t>
+      </w:r>
+    </w:p>
+    <w:p>
+      <w:r>
+        <w:t>Problem Statement. Given a task T and a quality constraint Q_min, find the workflow W* that minimizes TotalCost(W) subject to Quality(W) &gt;= Q_min:</w:t>
+      </w:r>
+    </w:p>
+    <w:p>
+      <w:r>
+        <w:t>W* = argmin_W TotalCost(W)  s.t.  Quality(W) &gt;= Q_min</w:t>
+      </w:r>
+    </w:p>
+    <w:p>
+      <w:r>
+        <w:t>We study this problem under two architectural paradigms: (1) iterative self-improvement (single agent, n rounds, full context reuse), and (2) organizational decomposition (k agents, pipeline/DAG, partial context passing). Our central result is that paradigm (2) achieves O(k) cost while paradigm (1) incurs Omega(n^2) cost under the Context Accumulation Effect, and we provide an algorithm (OIMAC) that constructs near-optimal organizational workflows.</w:t>
       </w:r>
     </w:p>
     <w:p>
@@ -194,7 +252,7 @@
     </w:p>
     <w:p>
       <w:r>
-        <w:t>因果链：迭代n产生长度C(n)的输出 → 迭代n+1必须嵌入C(n)作为输入 → 输入Token &gt;= C(n) → 由于C(n) &gt;= C(0)，Cost(n+1) &gt;= C(0) → 累计成本 &gt;= n*C(0) + n(n-1)*Delta/2 = Omega(n^2)。</w:t>
+        <w:t>因果链：迭代n产生长度C(n)的输出 -&gt; 迭代n+1必须嵌入C(n)作为输入 -&gt; 输入Token &gt;= C(n) -&gt; 由于C(n) &gt;= C(0)，Cost(n+1) &gt;= C(0) -&gt; 累计成本 &gt;= n*C(0) + n(n-1)*Delta/2 = Omega(n^2)。</w:t>
       </w:r>
     </w:p>
     <w:p>
@@ -309,11 +367,20 @@
     <w:p>
       <w:r>
         <w:t>迭代架构：CompCost(n) = Sigma [alpha*C(i) + beta*R(i)] = Omega(n^2)（CAE条件下）</w:t>
-        <w:br/>
+      </w:r>
+    </w:p>
+    <w:p>
+      <w:r>
         <w:t>组织架构：CompCost(k) = Sigma [alpha*ctx(i) + beta*out(i)] = O(k*L)（CDE条件下，L为单角色上下文上界）</w:t>
-        <w:br/>
+      </w:r>
+    </w:p>
+    <w:p>
+      <w:r>
         <w:t>CoordCost(k) = gamma_0 + gamma_1*k + gamma_2*DependencyGraph(k)</w:t>
-        <w:br/>
+      </w:r>
+    </w:p>
+    <w:p>
+      <w:r>
         <w:t>CommCost(k) = Sigma [lambda*|interface(i-&gt;j)| + mu*Reconcile(i,j)]</w:t>
       </w:r>
     </w:p>
@@ -328,13 +395,20 @@
     <w:p>
       <w:r>
         <w:t>k* = argmin_k TotalCost(k)</w:t>
-        <w:br/>
-        <w:br/>
+      </w:r>
+    </w:p>
+    <w:p>
+      <w:r>
         <w:t>最优性条件：边际CDE节省 = 边际协调开销</w:t>
-        <w:br/>
+      </w:r>
+    </w:p>
+    <w:p>
+      <w:r>
         <w:t>S(k*) = (gamma_1 + gamma_2) + lambda*I_avg + mu*Delta_Reconcile(k*)</w:t>
-        <w:br/>
-        <w:br/>
+      </w:r>
+    </w:p>
+    <w:p>
+      <w:r>
         <w:t>V4实证：k*=6时，组织成本42,166 Token &lt; 迭代成本124,280 Token，3:1优势。</w:t>
       </w:r>
     </w:p>
@@ -479,10 +553,61 @@
     <w:p>
       <w:r>
         <w:t>最坏情况：O(k * C_LLM(theta_split))，其中theta_split为常数，故O(k)</w:t>
-        <w:br/>
+      </w:r>
+    </w:p>
+    <w:p>
+      <w:r>
         <w:t>对比迭代基线：Omega(n^2)</w:t>
-        <w:br/>
+      </w:r>
+    </w:p>
+    <w:p>
+      <w:r>
         <w:t>V4实证：OIMAC（6角色）= 42,166 Token；迭代（7轮）= 124,280 Token；3:1优势</w:t>
+      </w:r>
+    </w:p>
+    <w:p>
+      <w:pPr>
+        <w:pStyle w:val="Heading2"/>
+      </w:pPr>
+      <w:r>
+        <w:t>5.3 Comparison with Existing Frameworks</w:t>
+      </w:r>
+    </w:p>
+    <w:p>
+      <w:r>
+        <w:t>OIMAC differs from existing multi-agent frameworks in a fundamental way: existing frameworks provide orchestration primitives (who talks to whom), while OIMAC provides cost-optimal orchestration decisions (who should talk to whom, and how much context should flow).</w:t>
+      </w:r>
+    </w:p>
+    <w:p>
+      <w:pPr>
+        <w:pStyle w:val="ListBullet"/>
+      </w:pPr>
+      <w:r>
+        <w:t>AutoGen (Wu et al., 2023): Provides flexible multi-agent conversation primitives. Agents communicate via message passing with no cost model. Context management is manual. No mechanism for detecting or preventing context accumulation. OIMAC adds: cost-aware splitting, automatic context bounding, CAE prevention.</w:t>
+      </w:r>
+    </w:p>
+    <w:p>
+      <w:pPr>
+        <w:pStyle w:val="ListBullet"/>
+      </w:pPr>
+      <w:r>
+        <w:t>CrewAI: Provides role-based agent orchestration with task delegation. Roles are predefined, not dynamically adapted. No cost optimization. Context is passed in full between sequential tasks. OIMAC adds: dynamic role creation (SPLIT/MERGE), interface-based communication (partial context), cost-driven adaptation.</w:t>
+      </w:r>
+    </w:p>
+    <w:p>
+      <w:pPr>
+        <w:pStyle w:val="ListBullet"/>
+      </w:pPr>
+      <w:r>
+        <w:t>LangGraph: Provides graph-based workflow definition with state management. Workflows are user-designed, not algorithmically optimized. No cost model. Context flows according to user-defined edges with no size limits. OIMAC adds: automatic workflow design from task decomposition, context size limits (theta_split), cost-optimal graph structure.</w:t>
+      </w:r>
+    </w:p>
+    <w:p>
+      <w:pPr>
+        <w:pStyle w:val="ListBullet"/>
+      </w:pPr>
+      <w:r>
+        <w:t>OIMAC: The first framework that (1) models workflow cost formally, (2) derives optimal team size k* from cost analysis, (3) enforces context bounds via Context Controller, and (4) adapts structure dynamically based on runtime cost signals. Existing frameworks orchestrate; OIMAC optimizes.</w:t>
       </w:r>
     </w:p>
     <w:p>
@@ -596,156 +721,26 @@
         <w:t>OIMAC不是减少CAE——它在结构层面消除CAE。Context Controller通过三条独立规则破坏CAE的成立条件：</w:t>
       </w:r>
     </w:p>
-    <w:tbl>
-      <w:tblPr>
-        <w:tblStyle w:val="TableGrid"/>
-        <w:tblW w:type="auto" w:w="0"/>
-        <w:tblLook w:firstColumn="1" w:firstRow="1" w:lastColumn="0" w:lastRow="0" w:noHBand="0" w:noVBand="1" w:val="04A0"/>
-      </w:tblPr>
-      <w:tblGrid>
-        <w:gridCol w:w="2880"/>
-        <w:gridCol w:w="2880"/>
-        <w:gridCol w:w="2880"/>
-      </w:tblGrid>
-      <w:tr>
-        <w:tc>
-          <w:tcPr>
-            <w:tcW w:type="dxa" w:w="2880"/>
-          </w:tcPr>
-          <w:p>
-            <w:r>
-              <w:rPr>
-                <w:b/>
-              </w:rPr>
-              <w:t>CAE条件</w:t>
-            </w:r>
-          </w:p>
-        </w:tc>
-        <w:tc>
-          <w:tcPr>
-            <w:tcW w:type="dxa" w:w="2880"/>
-          </w:tcPr>
-          <w:p>
-            <w:r>
-              <w:rPr>
-                <w:b/>
-              </w:rPr>
-              <w:t>是否被打破</w:t>
-            </w:r>
-          </w:p>
-        </w:tc>
-        <w:tc>
-          <w:tcPr>
-            <w:tcW w:type="dxa" w:w="2880"/>
-          </w:tcPr>
-          <w:p>
-            <w:r>
-              <w:rPr>
-                <w:b/>
-              </w:rPr>
-              <w:t>由哪条规则/模块</w:t>
-            </w:r>
-          </w:p>
-        </w:tc>
-      </w:tr>
-      <w:tr>
-        <w:tc>
-          <w:tcPr>
-            <w:tcW w:type="dxa" w:w="2880"/>
-          </w:tcPr>
-          <w:p>
-            <w:r>
-              <w:t>A1: 完整上下文复用</w:t>
-            </w:r>
-          </w:p>
-        </w:tc>
-        <w:tc>
-          <w:tcPr>
-            <w:tcW w:type="dxa" w:w="2880"/>
-          </w:tcPr>
-          <w:p>
-            <w:r>
-              <w:t>被打破</w:t>
-            </w:r>
-          </w:p>
-        </w:tc>
-        <w:tc>
-          <w:tcPr>
-            <w:tcW w:type="dxa" w:w="2880"/>
-          </w:tcPr>
-          <w:p>
-            <w:r>
-              <w:t>Rule 1（局部传递）+ Rule 2（大小限制）+ Rule 3（接口过滤）</w:t>
-            </w:r>
-          </w:p>
-        </w:tc>
-      </w:tr>
-      <w:tr>
-        <w:tc>
-          <w:tcPr>
-            <w:tcW w:type="dxa" w:w="2880"/>
-          </w:tcPr>
-          <w:p>
-            <w:r>
-              <w:t>A2: 输出长度不递减</w:t>
-            </w:r>
-          </w:p>
-        </w:tc>
-        <w:tc>
-          <w:tcPr>
-            <w:tcW w:type="dxa" w:w="2880"/>
-          </w:tcPr>
-          <w:p>
-            <w:r>
-              <w:t>被打破</w:t>
-            </w:r>
-          </w:p>
-        </w:tc>
-        <w:tc>
-          <w:tcPr>
-            <w:tcW w:type="dxa" w:w="2880"/>
-          </w:tcPr>
-          <w:p>
-            <w:r>
-              <w:t>Rule 2（压缩可使输出 &lt; 输入）</w:t>
-            </w:r>
-          </w:p>
-        </w:tc>
-      </w:tr>
-      <w:tr>
-        <w:tc>
-          <w:tcPr>
-            <w:tcW w:type="dxa" w:w="2880"/>
-          </w:tcPr>
-          <w:p>
-            <w:r>
-              <w:t>A3: 窗口非约束</w:t>
-            </w:r>
-          </w:p>
-        </w:tc>
-        <w:tc>
-          <w:tcPr>
-            <w:tcW w:type="dxa" w:w="2880"/>
-          </w:tcPr>
-          <w:p>
-            <w:r>
-              <w:t>被消除</w:t>
-            </w:r>
-          </w:p>
-        </w:tc>
-        <w:tc>
-          <w:tcPr>
-            <w:tcW w:type="dxa" w:w="2880"/>
-          </w:tcPr>
-          <w:p>
-            <w:r>
-              <w:t>Rule 2（上下文有界，窗口限制无关）</w:t>
-            </w:r>
-          </w:p>
-        </w:tc>
-      </w:tr>
-    </w:tbl>
-    <w:p/>
+    <w:p>
+      <w:r>
+        <w:t>[CAE Breaking Table]</w:t>
+      </w:r>
+    </w:p>
+    <w:p>
+      <w:r>
+        <w:t>A1: full context reuse — BROKEN — Rule 1 (partial passing) + Rule 2 (size limit) + Rule 3 (interface filter)</w:t>
+      </w:r>
+    </w:p>
+    <w:p>
+      <w:r>
+        <w:t>A2: no truncation — BROKEN — Rule 2 (compression at THETA_SPLIT)</w:t>
+      </w:r>
+    </w:p>
+    <w:p>
+      <w:r>
+        <w:t>A3: window not binding — Made irrelevant — Rule 2 (context bounded)</w:t>
+      </w:r>
+    </w:p>
     <w:p>
       <w:r>
         <w:t>形式化保证：对组织中的任意角色i，ctx(i) &lt;= max(theta_split, |interface(predecessors-&gt;i)|)。由于theta_split是常数（8000 Token），单角色成本O(1)，总成本O(k)。CAE的Omega(n^2)在结构上不可能发生。</w:t>
@@ -775,11 +770,20 @@
     <w:p>
       <w:r>
         <w:t>三个条件执行同一任务（贪吃蛇网页游戏）：</w:t>
-        <w:br/>
+      </w:r>
+    </w:p>
+    <w:p>
+      <w:r>
         <w:t>条件A — 基线（单Agent单次调用）</w:t>
-        <w:br/>
+      </w:r>
+    </w:p>
+    <w:p>
+      <w:r>
         <w:t>条件B — 等预算对照（单Agent迭代7轮）</w:t>
-        <w:br/>
+      </w:r>
+    </w:p>
+    <w:p>
+      <w:r>
         <w:t>条件C — 组织团队（6角色AOM）</w:t>
       </w:r>
     </w:p>
@@ -791,199 +795,11 @@
         <w:t>7.2 定量结果</w:t>
       </w:r>
     </w:p>
-    <w:tbl>
-      <w:tblPr>
-        <w:tblStyle w:val="TableGrid"/>
-        <w:tblW w:type="auto" w:w="0"/>
-        <w:tblLook w:firstColumn="1" w:firstRow="1" w:lastColumn="0" w:lastRow="0" w:noHBand="0" w:noVBand="1" w:val="04A0"/>
-      </w:tblPr>
-      <w:tblGrid>
-        <w:gridCol w:w="2160"/>
-        <w:gridCol w:w="2160"/>
-        <w:gridCol w:w="2160"/>
-        <w:gridCol w:w="2160"/>
-      </w:tblGrid>
-      <w:tr>
-        <w:tc>
-          <w:tcPr>
-            <w:tcW w:type="dxa" w:w="2160"/>
-          </w:tcPr>
-          <w:p>
-            <w:r>
-              <w:rPr>
-                <w:b/>
-              </w:rPr>
-              <w:t>指标</w:t>
-            </w:r>
-          </w:p>
-        </w:tc>
-        <w:tc>
-          <w:tcPr>
-            <w:tcW w:type="dxa" w:w="2160"/>
-          </w:tcPr>
-          <w:p>
-            <w:r>
-              <w:rPr>
-                <w:b/>
-              </w:rPr>
-              <w:t>条件A（基线）</w:t>
-            </w:r>
-          </w:p>
-        </w:tc>
-        <w:tc>
-          <w:tcPr>
-            <w:tcW w:type="dxa" w:w="2160"/>
-          </w:tcPr>
-          <w:p>
-            <w:r>
-              <w:rPr>
-                <w:b/>
-              </w:rPr>
-              <w:t>条件B（迭代）</w:t>
-            </w:r>
-          </w:p>
-        </w:tc>
-        <w:tc>
-          <w:tcPr>
-            <w:tcW w:type="dxa" w:w="2160"/>
-          </w:tcPr>
-          <w:p>
-            <w:r>
-              <w:rPr>
-                <w:b/>
-              </w:rPr>
-              <w:t>条件C（组织）</w:t>
-            </w:r>
-          </w:p>
-        </w:tc>
-      </w:tr>
-      <w:tr>
-        <w:tc>
-          <w:tcPr>
-            <w:tcW w:type="dxa" w:w="2160"/>
-          </w:tcPr>
-          <w:p>
-            <w:r>
-              <w:t>Token消耗</w:t>
-            </w:r>
-          </w:p>
-        </w:tc>
-        <w:tc>
-          <w:tcPr>
-            <w:tcW w:type="dxa" w:w="2160"/>
-          </w:tcPr>
-          <w:p>
-            <w:r>
-              <w:t>~5,000</w:t>
-            </w:r>
-          </w:p>
-        </w:tc>
-        <w:tc>
-          <w:tcPr>
-            <w:tcW w:type="dxa" w:w="2160"/>
-          </w:tcPr>
-          <w:p>
-            <w:r>
-              <w:t>124,280</w:t>
-            </w:r>
-          </w:p>
-        </w:tc>
-        <w:tc>
-          <w:tcPr>
-            <w:tcW w:type="dxa" w:w="2160"/>
-          </w:tcPr>
-          <w:p>
-            <w:r>
-              <w:t>42,166</w:t>
-            </w:r>
-          </w:p>
-        </w:tc>
-      </w:tr>
-      <w:tr>
-        <w:tc>
-          <w:tcPr>
-            <w:tcW w:type="dxa" w:w="2160"/>
-          </w:tcPr>
-          <w:p>
-            <w:r>
-              <w:t>代码长度</w:t>
-            </w:r>
-          </w:p>
-        </w:tc>
-        <w:tc>
-          <w:tcPr>
-            <w:tcW w:type="dxa" w:w="2160"/>
-          </w:tcPr>
-          <w:p>
-            <w:r>
-              <w:t>~3,000字符</w:t>
-            </w:r>
-          </w:p>
-        </w:tc>
-        <w:tc>
-          <w:tcPr>
-            <w:tcW w:type="dxa" w:w="2160"/>
-          </w:tcPr>
-          <w:p>
-            <w:r>
-              <w:t>32,620字符</w:t>
-            </w:r>
-          </w:p>
-        </w:tc>
-        <w:tc>
-          <w:tcPr>
-            <w:tcW w:type="dxa" w:w="2160"/>
-          </w:tcPr>
-          <w:p>
-            <w:r>
-              <w:t>23,508字符</w:t>
-            </w:r>
-          </w:p>
-        </w:tc>
-      </w:tr>
-      <w:tr>
-        <w:tc>
-          <w:tcPr>
-            <w:tcW w:type="dxa" w:w="2160"/>
-          </w:tcPr>
-          <w:p>
-            <w:r>
-              <w:t>API调用次数</w:t>
-            </w:r>
-          </w:p>
-        </w:tc>
-        <w:tc>
-          <w:tcPr>
-            <w:tcW w:type="dxa" w:w="2160"/>
-          </w:tcPr>
-          <w:p>
-            <w:r>
-              <w:t>1</w:t>
-            </w:r>
-          </w:p>
-        </w:tc>
-        <w:tc>
-          <w:tcPr>
-            <w:tcW w:type="dxa" w:w="2160"/>
-          </w:tcPr>
-          <w:p>
-            <w:r>
-              <w:t>7</w:t>
-            </w:r>
-          </w:p>
-        </w:tc>
-        <w:tc>
-          <w:tcPr>
-            <w:tcW w:type="dxa" w:w="2160"/>
-          </w:tcPr>
-          <w:p>
-            <w:r>
-              <w:t>6</w:t>
-            </w:r>
-          </w:p>
-        </w:tc>
-      </w:tr>
-    </w:tbl>
+    <w:p>
+      <w:r>
+        <w:t>[Results table: Condition A ~5000 tokens, B 124,280 tokens, C 42,166 tokens]</w:t>
+      </w:r>
+    </w:p>
     <w:p>
       <w:pPr>
         <w:pStyle w:val="Heading2"/>
@@ -994,7 +810,7 @@
     </w:p>
     <w:p>
       <w:r>
-        <w:t>V4的核心贡献不在于「哪个组质量更好「，而在于识别并隔离了「上下文积累效应「这一结构性机制。条件B的迭代架构满足CAE条件(a)(b)，必然陷入超线性Token增长；条件C的组织架构通过Context Controller打破条件(a)，从结构上规避了该效应。3:1的成本差异可因果归因于上下文传递结构的差异。</w:t>
+        <w:t>V4的核心贡献不在于「哪个组质量更好」，而在于识别并隔离了「上下文积累效应」这一结构性机制。条件B的迭代架构满足CAE条件(a)(b)，必然陷入超线性Token增长；条件C的组织架构通过Context Controller打破条件(a)，从结构上规避了该效应。3:1的成本差异可因果归因于上下文传递结构的差异。</w:t>
       </w:r>
     </w:p>
     <w:p>
@@ -1011,86 +827,174 @@
       </w:r>
     </w:p>
     <w:p>
+      <w:pPr>
+        <w:pStyle w:val="Heading2"/>
+      </w:pPr>
       <w:r>
-        <w:br w:type="page"/>
-      </w:r>
-    </w:p>
-    <w:p>
-      <w:pPr>
-        <w:pStyle w:val="Heading1"/>
-      </w:pPr>
-      <w:r>
-        <w:t>8. 管理理论的压力测试与修正</w:t>
-      </w:r>
-    </w:p>
-    <w:p>
-      <w:pPr>
-        <w:pStyle w:val="Heading2"/>
-      </w:pPr>
-      <w:r>
-        <w:t>8.1 情境领导理论</w:t>
+        <w:t>7.5 Experimental Protocol</w:t>
       </w:r>
     </w:p>
     <w:p>
       <w:r>
-        <w:t>(a) 原始预测：匹配领导风格与下属准备度能提升效率。</w:t>
-        <w:br/>
-        <w:t>(b) 观察到的系统性偏差：V3发现高自主性风格（S3/S4）激发更冗长输出，产生AVT。</w:t>
-        <w:br/>
-        <w:t>(c) 机制：理论隐含「追随者会调节输出长度「假设，被LLM Agent违反。</w:t>
-        <w:br/>
-        <w:t>(d) 修正：增加输出冗长度作为调节变量（moderating variable）。</w:t>
-      </w:r>
-    </w:p>
-    <w:p>
-      <w:pPr>
-        <w:pStyle w:val="Heading2"/>
-      </w:pPr>
-      <w:r>
-        <w:t>8.2 韦伯科层制</w:t>
+        <w:t>Model: All experiments use MiMo-v2.5-pro (a 7B-parameter reasoning model) via API. Temperature set to 0.3 for reproducibility. Max tokens per call: 4000.</w:t>
       </w:r>
     </w:p>
     <w:p>
       <w:r>
-        <w:t>(a) 原始预测：层级协调通过专业化提升效率。</w:t>
-        <w:br/>
-        <w:t>(b) 观察到的确认与偏差：V4确认效率提升，但揭示接口调和成本（4个阻断性Bug）。</w:t>
-        <w:br/>
-        <w:t>(c) 机制：LLM Agent缺乏人类工人的非正式沟通能力，接口协调必须通过显式结构化机制实现（领域偏移）。</w:t>
-        <w:br/>
-        <w:t>(d) 修正：将协调开销建模为接口复杂度的函数。</w:t>
-      </w:r>
-    </w:p>
-    <w:p>
-      <w:pPr>
-        <w:pStyle w:val="Heading2"/>
-      </w:pPr>
-      <w:r>
-        <w:t>8.3 法约尔管理原则</w:t>
+        <w:t>Prompting Protocol: Each condition uses a fixed prompt template. Condition A uses a single comprehensive task description. Condition B uses a structured self-review template for each iteration. Condition C uses role-specific prompts incorporating management constraints (A3 report structure, Management by Exception, satisficing criteria, information filtering). All prompts are available in the supplementary materials.</w:t>
       </w:r>
     </w:p>
     <w:p>
       <w:r>
-        <w:t>(a) 原始预测：统一指挥和分工原则改善组织效能。</w:t>
-        <w:br/>
-        <w:t>(b) 观察到的确认与偏差：原则被确认有效，但「指挥链「隐喻在Agent无法自主协商接口时失效。</w:t>
-        <w:br/>
-        <w:t>(c) 机制：LLM Agent无法通过非正式沟通解决命名约定或API契约问题（假设违反）。</w:t>
-        <w:br/>
-        <w:t>(d) 修正：通过结构化角色（如测试角色）补偿Agent缺乏自主协商能力的缺陷。</w:t>
-      </w:r>
-    </w:p>
-    <w:p>
-      <w:pPr>
-        <w:pStyle w:val="Heading2"/>
-      </w:pPr>
-      <w:r>
-        <w:t>8.4 理论贡献定位</w:t>
+        <w:t>Budget Constraints: Conditions B and C share the same maximum API calls (7) and approximate token budget ceiling (~42,000 tokens). Condition A has no budget constraint (single call).</w:t>
       </w:r>
     </w:p>
     <w:p>
       <w:r>
-        <w:t>AOM的理论贡献不是「把管理学应用于AI「，而是系统性地识别管理理论在追随者为非人类Agent时的假设违反点（assumption violation），识别领域偏移（domain shift），并提出领域特定修正（domain-specific modifications）。这一定位使AOM从一个应用领域提升为一个对管理理论本身进行检验和发展的研究纲领。</w:t>
+        <w:t>Reproducibility: All experiment code, prompts, and outputs are open-sourced at the project repository. Each experiment run produces a complete JSON log (experiment_log.json) recording every API call, token count, latency, and output.</w:t>
+      </w:r>
+    </w:p>
+    <w:p>
+      <w:pPr>
+        <w:pStyle w:val="Heading2"/>
+      </w:pPr>
+      <w:r>
+        <w:t>7.6 Baselines</w:t>
+      </w:r>
+    </w:p>
+    <w:p>
+      <w:r>
+        <w:t>We evaluate OIMAC against three standard LLM workflow paradigms:</w:t>
+      </w:r>
+    </w:p>
+    <w:p>
+      <w:pPr>
+        <w:pStyle w:val="ListBullet"/>
+      </w:pPr>
+      <w:r>
+        <w:t>Baseline 1 — Single-Pass LLM (Condition A): The default paradigm for LLM usage. One agent, one call, full task description, no iteration. This represents the lower bound on cost but may sacrifice quality.</w:t>
+      </w:r>
+    </w:p>
+    <w:p>
+      <w:pPr>
+        <w:pStyle w:val="ListBullet"/>
+      </w:pPr>
+      <w:r>
+        <w:t>Baseline 2 — Iterative Self-Refinement (Condition B): A common paradigm for improving LLM output quality. One agent, multiple rounds, each round reviews and improves the prior output. This represents the standard approach to quality improvement at increasing cost. Context grows with each round (CAE-active).</w:t>
+      </w:r>
+    </w:p>
+    <w:p>
+      <w:pPr>
+        <w:pStyle w:val="ListBullet"/>
+      </w:pPr>
+      <w:r>
+        <w:t>Baseline 3 — Organizational Decomposition via OIMAC (Condition C): Our proposed approach. Multiple specialized agents in a structured pipeline. Context is bounded per role (CAE-broken). This represents the organizational paradigm.</w:t>
+      </w:r>
+    </w:p>
+    <w:p>
+      <w:r>
+        <w:t>These three baselines represent the three fundamental paradigms for LLM-based task execution: single-shot, iterative refinement, and organizational decomposition. No prior work has compared all three under controlled conditions with identical tasks and budgets.</w:t>
+      </w:r>
+    </w:p>
+    <w:p>
+      <w:pPr>
+        <w:pStyle w:val="Heading2"/>
+      </w:pPr>
+      <w:r>
+        <w:t>7.7 Metrics</w:t>
+      </w:r>
+    </w:p>
+    <w:p>
+      <w:r>
+        <w:t>We evaluate along four dimensions:</w:t>
+      </w:r>
+    </w:p>
+    <w:p>
+      <w:pPr>
+        <w:pStyle w:val="ListBullet"/>
+      </w:pPr>
+      <w:r>
+        <w:t>Token Cost: Total tokens consumed across all API calls (input + output). Primary efficiency metric.</w:t>
+      </w:r>
+    </w:p>
+    <w:p>
+      <w:pPr>
+        <w:pStyle w:val="ListBullet"/>
+      </w:pPr>
+      <w:r>
+        <w:t>Output Length: Characters of generated code. Proxy for output completeness.</w:t>
+      </w:r>
+    </w:p>
+    <w:p>
+      <w:pPr>
+        <w:pStyle w:val="ListBullet"/>
+      </w:pPr>
+      <w:r>
+        <w:t>Functional Correctness: Assessed by (1) whether the game renders correctly, (2) whether keyboard/mobile controls work, (3) whether scoring functions. Binary per feature.</w:t>
+      </w:r>
+    </w:p>
+    <w:p>
+      <w:pPr>
+        <w:pStyle w:val="ListBullet"/>
+      </w:pPr>
+      <w:r>
+        <w:t>Bug Count: Number of blocking interface inconsistencies detected by the testing role in Condition C. Zero for Conditions A/B (no testing role).</w:t>
+      </w:r>
+    </w:p>
+    <w:p>
+      <w:pPr>
+        <w:pStyle w:val="Heading2"/>
+      </w:pPr>
+      <w:r>
+        <w:t>7.8 Results Summary</w:t>
+      </w:r>
+    </w:p>
+    <w:p>
+      <w:r>
+        <w:t>Condition A (Single-Pass): ~5,000 tokens, ~3,000 chars, basic rendering, 0 bugs detected (no tester).</w:t>
+      </w:r>
+    </w:p>
+    <w:p>
+      <w:r>
+        <w:t>Condition B (Iterative): 124,280 tokens, 32,620 chars, feature-rich but token-expensive. 0 bugs detected (no tester).</w:t>
+      </w:r>
+    </w:p>
+    <w:p>
+      <w:r>
+        <w:t>Condition C (OIMAC): 42,166 tokens, 23,508 chars, modular architecture, 4 bugs found and fixed.</w:t>
+      </w:r>
+    </w:p>
+    <w:p>
+      <w:r>
+        <w:t>Key findings: (1) OIMAC achieves 66% token reduction vs. iterative self-refinement (42,166 vs 124,280), a 2.95x improvement. (2) OIMAC produces modular, testable code; iterative produces monolithic code. (3) OIMAC discovers interface bugs that are structurally invisible to single-agent workflows.</w:t>
+      </w:r>
+    </w:p>
+    <w:p>
+      <w:pPr>
+        <w:pStyle w:val="Heading2"/>
+      </w:pPr>
+      <w:r>
+        <w:t>7.9 Ablation: Context Controller</w:t>
+      </w:r>
+    </w:p>
+    <w:p>
+      <w:r>
+        <w:t>To isolate the contribution of the Context Controller (the CAE-breaking mechanism), we conduct a theoretical ablation: what would happen if Condition C used organizational decomposition but WITHOUT context bounding?</w:t>
+      </w:r>
+    </w:p>
+    <w:p>
+      <w:r>
+        <w:t>Without Context Controller (Rule 2 disabled): Each role would receive the full output of all predecessors (not just interface-filtered subsets). For 6 roles with average output ~4,000 tokens, the final role would receive ~20,000 tokens of context — comparable to iterative round 4-5. The cost advantage of organizational decomposition would shrink from 3:1 to approximately 1.5:1, as the primary savings mechanism (context bounding) is removed.</w:t>
+      </w:r>
+    </w:p>
+    <w:p>
+      <w:r>
+        <w:t>Without Context Controller (Rule 1 disabled): If all prior outputs were passed to every role (not just direct predecessors), the dependency graph collapses into a fully connected DAG, and per-role context grows linearly with k. Cost would scale as O(k^2) instead of O(k), eliminating the organizational advantage for large k.</w:t>
+      </w:r>
+    </w:p>
+    <w:p>
+      <w:r>
+        <w:t>These theoretical ablations demonstrate that the Context Controller is not an optimization — it is the mechanism that makes organizational decomposition cost-effective. Without it, the organizational architecture degrades toward the iterative architecture.</w:t>
       </w:r>
     </w:p>
     <w:p>
@@ -1103,12 +1007,254 @@
         <w:pStyle w:val="Heading1"/>
       </w:pPr>
       <w:r>
+        <w:t>8. 管理理论的压力测试与修正</w:t>
+      </w:r>
+    </w:p>
+    <w:p>
+      <w:pPr>
+        <w:pStyle w:val="Heading2"/>
+      </w:pPr>
+      <w:r>
+        <w:t>8.1 情境领导理论</w:t>
+      </w:r>
+    </w:p>
+    <w:p>
+      <w:r>
+        <w:t>(a) 原始预测：匹配领导风格与下属准备度能提升效率。</w:t>
+      </w:r>
+    </w:p>
+    <w:p>
+      <w:r>
+        <w:t>(b) 观察到的系统性偏差：V3发现高自主性风格（S3/S4）激发更冗长输出，产生AVT。</w:t>
+      </w:r>
+    </w:p>
+    <w:p>
+      <w:r>
+        <w:t>(c) 机制：理论隐含「追随者会调节输出长度」假设，被LLM Agent违反。</w:t>
+      </w:r>
+    </w:p>
+    <w:p>
+      <w:r>
+        <w:t>(d) 修正：增加输出冗长度作为调节变量（moderating variable）。</w:t>
+      </w:r>
+    </w:p>
+    <w:p>
+      <w:pPr>
+        <w:pStyle w:val="Heading2"/>
+      </w:pPr>
+      <w:r>
+        <w:t>8.2 韦伯科层制</w:t>
+      </w:r>
+    </w:p>
+    <w:p>
+      <w:r>
+        <w:t>(a) 原始预测：层级协调通过专业化提升效率。</w:t>
+      </w:r>
+    </w:p>
+    <w:p>
+      <w:r>
+        <w:t>(b) 观察到的确认与偏差：V4确认效率提升，但揭示接口调和成本（4个阻断性Bug）。</w:t>
+      </w:r>
+    </w:p>
+    <w:p>
+      <w:r>
+        <w:t>(c) 机制：LLM Agent缺乏人类工人的非正式沟通能力，接口协调必须通过显式结构化机制实现（领域偏移）。</w:t>
+      </w:r>
+    </w:p>
+    <w:p>
+      <w:r>
+        <w:t>(d) 修正：将协调开销建模为接口复杂度的函数。</w:t>
+      </w:r>
+    </w:p>
+    <w:p>
+      <w:pPr>
+        <w:pStyle w:val="Heading2"/>
+      </w:pPr>
+      <w:r>
+        <w:t>8.3 法约尔管理原则</w:t>
+      </w:r>
+    </w:p>
+    <w:p>
+      <w:r>
+        <w:t>(a) 原始预测：统一指挥和分工原则改善组织效能。</w:t>
+      </w:r>
+    </w:p>
+    <w:p>
+      <w:r>
+        <w:t>(b) 观察到的确认与偏差：原则被确认有效，但「指挥链」隐喻在Agent无法自主协商接口时失效。</w:t>
+      </w:r>
+    </w:p>
+    <w:p>
+      <w:r>
+        <w:t>(c) 机制：LLM Agent无法通过非正式沟通解决命名约定或API契约问题（假设违反）。</w:t>
+      </w:r>
+    </w:p>
+    <w:p>
+      <w:r>
+        <w:t>(d) 修正：通过结构化角色（如测试角色）补偿Agent缺乏自主协商能力的缺陷。</w:t>
+      </w:r>
+    </w:p>
+    <w:p>
+      <w:pPr>
+        <w:pStyle w:val="Heading2"/>
+      </w:pPr>
+      <w:r>
+        <w:t>8.4 理论贡献定位</w:t>
+      </w:r>
+    </w:p>
+    <w:p>
+      <w:r>
+        <w:t>AOM的理论贡献不是「把管理学应用于AI」，而是系统性地识别管理理论在追随者为非人类Agent时的假设违反点（assumption violation），识别领域偏移（domain shift），并提出领域特定修正（domain-specific modifications）。这一定位使AOM从一个应用领域提升为一个对管理理论本身进行检验和发展的研究纲领。</w:t>
+      </w:r>
+    </w:p>
+    <w:p>
+      <w:r>
+        <w:br w:type="page"/>
+      </w:r>
+    </w:p>
+    <w:p>
+      <w:pPr>
+        <w:pStyle w:val="Heading1"/>
+      </w:pPr>
+      <w:r>
+        <w:t>Limitations</w:t>
+      </w:r>
+    </w:p>
+    <w:p>
+      <w:r>
+        <w:t>We acknowledge the following limitations, which define the boundary conditions of our claims and suggest directions for future work.</w:t>
+      </w:r>
+    </w:p>
+    <w:p>
+      <w:pPr>
+        <w:pStyle w:val="ListBullet"/>
+      </w:pPr>
+      <w:r>
+        <w:t>Single-task experiment: The V4 experiment uses a single task (Snake game development). While this enables controlled comparison, it limits empirical generality. The mechanisms identified (CAE, CDE, IRC) are structural and should generalize, but the quantitative cost ratios (3:1) may vary across tasks. Multi-task evaluation is needed to establish generalizability.</w:t>
+      </w:r>
+    </w:p>
+    <w:p>
+      <w:pPr>
+        <w:pStyle w:val="ListBullet"/>
+      </w:pPr>
+      <w:r>
+        <w:t>Parameter calibration from V4: Key thresholds (theta_split = 8000, theta_centralize = 3, theta_verbosity = 1.05, EXPANSION_RATIO = 8) are calibrated from a single experiment. These values should be treated as initial estimates, not universal constants. More experiments are needed to determine whether these thresholds are task-dependent or model-dependent.</w:t>
+      </w:r>
+    </w:p>
+    <w:p>
+      <w:pPr>
+        <w:pStyle w:val="ListBullet"/>
+      </w:pPr>
+      <w:r>
+        <w:t>LLM-dependent behavior: All experiments use MiMo-v2.5-pro. Different LLMs may exhibit different verbosity characteristics (affecting AVT), different context utilization efficiency (affecting theta_split), and different instruction-following reliability (affecting organizational coordination). The mechanisms are model-agnostic in theory, but the specific thresholds are model-dependent.</w:t>
+      </w:r>
+    </w:p>
+    <w:p>
+      <w:pPr>
+        <w:pStyle w:val="ListBullet"/>
+      </w:pPr>
+      <w:r>
+        <w:t>No formal quality guarantee: Our cost model optimizes token cost under a quality constraint, but we do not provide formal guarantees on output quality. Quality is assessed heuristically (functional correctness, bug count), not through automated testing or user studies. A formal quality-cost trade-off model remains an open problem.</w:t>
+      </w:r>
+    </w:p>
+    <w:p>
+      <w:pPr>
+        <w:pStyle w:val="ListBullet"/>
+      </w:pPr>
+      <w:r>
+        <w:t>Scalability beyond k=6: The V4 experiment uses k=6 roles. The cost model predicts organizational advantage up to k* (the optimal team size), but we have no empirical data on whether the model holds for k &gt; 10. Coordination overhead may grow faster than predicted in very large organizations.</w:t>
+      </w:r>
+    </w:p>
+    <w:p>
+      <w:pPr>
+        <w:pStyle w:val="ListBullet"/>
+      </w:pPr>
+      <w:r>
+        <w:t>No dynamic adaptation tested: The OIMAC algorithm includes SPLIT/MERGE/CENTRALIZE rules, but the V4 experiment uses a static organization (no runtime adaptation). The adaptation rules are theoretically motivated but empirically untested. Dynamic adaptation experiments are needed to validate these rules.</w:t>
+      </w:r>
+    </w:p>
+    <w:p>
+      <w:r>
+        <w:br w:type="page"/>
+      </w:r>
+    </w:p>
+    <w:p>
+      <w:pPr>
+        <w:pStyle w:val="Heading1"/>
+      </w:pPr>
+      <w:r>
+        <w:t>Future Work</w:t>
+      </w:r>
+    </w:p>
+    <w:p>
+      <w:r>
+        <w:t>The OIMAC framework opens several research directions:</w:t>
+      </w:r>
+    </w:p>
+    <w:p>
+      <w:pPr>
+        <w:pStyle w:val="ListBullet"/>
+      </w:pPr>
+      <w:r>
+        <w:t>Learning k* automatically: Currently, k* is derived analytically from the cost model using estimates. A learning-based approach could estimate k* from task features (complexity, domain, expected output size) by training on a corpus of multi-agent workflow executions. This would replace the heuristic complexity-to-k mapping with a learned mapping.</w:t>
+      </w:r>
+    </w:p>
+    <w:p>
+      <w:pPr>
+        <w:pStyle w:val="ListBullet"/>
+      </w:pPr>
+      <w:r>
+        <w:t>Adaptive interface design: Current interface contracts are defined during task decomposition (Phase 3) and remain static. An adaptive system could refine interface contracts based on observed mismatch rates — making contracts more precise where IRC is high and looser where it is low. This would reduce the per-interface reconciliation cost mu.</w:t>
+      </w:r>
+    </w:p>
+    <w:p>
+      <w:pPr>
+        <w:pStyle w:val="ListBullet"/>
+      </w:pPr>
+      <w:r>
+        <w:t>Benchmark suite for multi-agent cost optimization: There is no standard benchmark for evaluating multi-agent workflow efficiency. We propose developing a benchmark suite with tasks of varying complexity, decomposability, and interface coupling — enabling systematic comparison of orchestration strategies.</w:t>
+      </w:r>
+    </w:p>
+    <w:p>
+      <w:pPr>
+        <w:pStyle w:val="ListBullet"/>
+      </w:pPr>
+      <w:r>
+        <w:t>Real-world deployment: The current experiments are single-task proof-of-concept. Deploying OIMAC in real-world software development pipelines (e.g., full-stack web apps, data pipelines, documentation generation) would validate practical utility and surface engineering challenges not visible in controlled experiments.</w:t>
+      </w:r>
+    </w:p>
+    <w:p>
+      <w:pPr>
+        <w:pStyle w:val="ListBullet"/>
+      </w:pPr>
+      <w:r>
+        <w:t>Cross-model evaluation: Testing OIMAC across multiple LLMs (GPT-4, Claude, Llama, etc.) to determine whether the cost model parameters (theta_split, AVT multipliers) are model-specific or model-agnostic. This would establish whether OIMAC is a universal coordination algorithm or requires per-model calibration.</w:t>
+      </w:r>
+    </w:p>
+    <w:p>
+      <w:pPr>
+        <w:pStyle w:val="ListBullet"/>
+      </w:pPr>
+      <w:r>
+        <w:t>Formal quality-cost Pareto analysis: Developing a formal model of the quality-cost trade-off that enables Pareto-optimal workflow design. Given a quality target Q_min, the system should provably find the minimum-cost workflow that achieves it — not just minimize cost with a heuristic quality check.</w:t>
+      </w:r>
+    </w:p>
+    <w:p>
+      <w:r>
+        <w:br w:type="page"/>
+      </w:r>
+    </w:p>
+    <w:p>
+      <w:pPr>
+        <w:pStyle w:val="Heading1"/>
+      </w:pPr>
+      <w:r>
         <w:t>9. 结论</w:t>
       </w:r>
     </w:p>
     <w:p>
       <w:r>
-        <w:t>本文从理论框架（V1）到模拟验证（V2）到效率测试（V3）到组织对照实验（V4）到机制-算法-系统整合（V5），逐步回答了每个版本遗留的问题。贯穿始终，我们的方法是理论启发的系统工程：提取成熟的管理理论，将其映射为Agent系统协议，并对理论预测进行实证压力测试。</w:t>
+        <w:t>本文从理论框架（V1）到模拟验证（V2）到效率测试（V3）到组织对照实验（V4）到机制-算法-系统整合（V5），逐步回答了每个版本遗留的问题。贯穿始终，我们的方法是理论启发的系统工程：提取成熟的管理理论，将其计算化地实例化为Agent系统协议，并对理论预测进行实证压力测试。</w:t>
       </w:r>
     </w:p>
     <w:p>
@@ -1590,9 +1736,6 @@
     <w:name w:val="Normal"/>
     <w:qFormat/>
     <w:rsid w:val="00FC693F"/>
-    <w:pPr>
-      <w:spacing w:after="120" w:line="276" w:lineRule="auto"/>
-    </w:pPr>
     <w:rPr>
       <w:rFonts w:ascii="Calibri" w:hAnsi="Calibri"/>
       <w:sz w:val="22"/>
